--- a/forms/02_입원응급/입원동의서_한국동물병원협회.docx
+++ b/forms/02_입원응급/입원동의서_한국동물병원협회.docx
@@ -930,7 +930,7 @@
     </w:tbl>
     <w:p>
       <w:pPr>
-        <w:spacing w:after="0" w:before="0" w:line="115" w:lineRule="exact"/>
+        <w:spacing w:after="0" w:before="0" w:line="90" w:lineRule="exact"/>
       </w:pPr>
     </w:p>
     <w:tbl>
@@ -1251,7 +1251,7 @@
     </w:tbl>
     <w:p>
       <w:pPr>
-        <w:spacing w:after="0" w:before="0" w:line="115" w:lineRule="exact"/>
+        <w:spacing w:after="0" w:before="0" w:line="90" w:lineRule="exact"/>
       </w:pPr>
     </w:p>
     <w:tbl>
@@ -1676,7 +1676,7 @@
     </w:tbl>
     <w:p>
       <w:pPr>
-        <w:spacing w:after="0" w:before="0" w:line="115" w:lineRule="exact"/>
+        <w:spacing w:after="0" w:before="0" w:line="90" w:lineRule="exact"/>
       </w:pPr>
     </w:p>
     <w:tbl>
@@ -1697,7 +1697,7 @@
       </w:tblGrid>
       <w:tr>
         <w:trPr>
-          <w:trHeight w:val="1247" w:hRule="exact"/>
+          <w:trHeight w:val="1200" w:hRule="exact"/>
         </w:trPr>
         <w:tc>
           <w:tcPr>
@@ -1845,7 +1845,7 @@
     </w:tbl>
     <w:p>
       <w:pPr>
-        <w:spacing w:after="0" w:before="0" w:line="115" w:lineRule="exact"/>
+        <w:spacing w:after="0" w:before="0" w:line="90" w:lineRule="exact"/>
       </w:pPr>
     </w:p>
     <w:tbl>
@@ -1866,7 +1866,7 @@
       </w:tblGrid>
       <w:tr>
         <w:trPr>
-          <w:trHeight w:val="1247" w:hRule="exact"/>
+          <w:trHeight w:val="1200" w:hRule="exact"/>
         </w:trPr>
         <w:tc>
           <w:tcPr>
@@ -1996,7 +1996,7 @@
     </w:tbl>
     <w:p>
       <w:pPr>
-        <w:spacing w:after="0" w:before="0" w:line="115" w:lineRule="exact"/>
+        <w:spacing w:after="0" w:before="0" w:line="90" w:lineRule="exact"/>
       </w:pPr>
     </w:p>
     <w:tbl>
@@ -2017,7 +2017,7 @@
       </w:tblGrid>
       <w:tr>
         <w:trPr>
-          <w:trHeight w:val="1077" w:hRule="exact"/>
+          <w:trHeight w:val="940" w:hRule="exact"/>
         </w:trPr>
         <w:tc>
           <w:tcPr>
@@ -2147,7 +2147,7 @@
     </w:tbl>
     <w:p>
       <w:pPr>
-        <w:spacing w:after="0" w:before="0" w:line="115" w:lineRule="exact"/>
+        <w:spacing w:after="0" w:before="0" w:line="90" w:lineRule="exact"/>
       </w:pPr>
     </w:p>
     <w:tbl>
@@ -2168,7 +2168,7 @@
       </w:tblGrid>
       <w:tr>
         <w:trPr>
-          <w:trHeight w:val="1021" w:hRule="exact"/>
+          <w:trHeight w:val="1460" w:hRule="exact"/>
         </w:trPr>
         <w:tc>
           <w:tcPr>
@@ -2218,22 +2218,7 @@
                 <w:sz w:val="17"/>
                 <w:szCs w:val="17"/>
               </w:rPr>
-              <w:t xml:space="preserve">중대진료가</w:t>
-            </w:r>
-            <w:r>
-              <w:br/>
-            </w:r>
-            <w:r>
-              <w:rPr>
-                <w:rFonts w:ascii="Malgun Gothic" w:eastAsia="Malgun Gothic" w:hAnsi="Malgun Gothic"/>
-                <w:b/>
-                <w:bCs/>
-                <w:snapToGrid w:val="false"/>
-                <w:color w:val="333333"/>
-                <w:sz w:val="17"/>
-                <w:szCs w:val="17"/>
-              </w:rPr>
-              <w:t xml:space="preserve">필요해지는 경우</w:t>
+              <w:t xml:space="preserve">생길 수 있는 일</w:t>
             </w:r>
           </w:p>
         </w:tc>
@@ -2269,7 +2254,43 @@
                 <w:sz w:val="15"/>
                 <w:szCs w:val="15"/>
               </w:rPr>
-              <w:t xml:space="preserve">· 전신마취를 동반하는 내부장기 · 뼈 · 관절 수술 또는 전신마취를 동반하는 수혈이 필요해지면, 「수의사법」 제13조의2에 따라 별도의 수술등중대진료 동의서를 작성합니다. 본 입원 동의서가 이를 대신하지 않습니다.</w:t>
+              <w:t xml:space="preserve">· 매우 드물지만 관절이 약하거나 노령인 경우, 케이지 안에서 미끄러지다 고관절 탈구 등 정형 질환이 생길 수 있습니다.</w:t>
+            </w:r>
+          </w:p>
+          <w:p>
+            <w:pPr>
+              <w:spacing w:after="0" w:before="0" w:line="260" w:lineRule="exact"/>
+              <w:ind w:left="165" w:hanging="165"/>
+            </w:pPr>
+            <w:r>
+              <w:rPr>
+                <w:rFonts w:ascii="Malgun Gothic" w:eastAsia="Malgun Gothic" w:hAnsi="Malgun Gothic"/>
+                <w:b w:val="false"/>
+                <w:bCs w:val="false"/>
+                <w:snapToGrid w:val="false"/>
+                <w:color w:val="333333"/>
+                <w:sz w:val="15"/>
+                <w:szCs w:val="15"/>
+              </w:rPr>
+              <w:t xml:space="preserve">· 관절 · 보행 이상 :  □ 없음   □ 있음 ( ________________ )</w:t>
+            </w:r>
+          </w:p>
+          <w:p>
+            <w:pPr>
+              <w:spacing w:after="0" w:before="0" w:line="260" w:lineRule="exact"/>
+              <w:ind w:left="165" w:hanging="165"/>
+            </w:pPr>
+            <w:r>
+              <w:rPr>
+                <w:rFonts w:ascii="Malgun Gothic" w:eastAsia="Malgun Gothic" w:hAnsi="Malgun Gothic"/>
+                <w:b w:val="false"/>
+                <w:bCs w:val="false"/>
+                <w:snapToGrid w:val="false"/>
+                <w:color w:val="333333"/>
+                <w:sz w:val="15"/>
+                <w:szCs w:val="15"/>
+              </w:rPr>
+              <w:t xml:space="preserve">· 전신마취를 동반하는 내부장기 · 뼈 · 관절 수술 또는 수혈이 필요해지면, 「수의사법」 제13조의2에 따라 별도의 수술등중대진료 동의서를 받습니다. 본 동의서가 이를 대신하지 않습니다.</w:t>
             </w:r>
           </w:p>
         </w:tc>
@@ -2277,7 +2298,7 @@
     </w:tbl>
     <w:p>
       <w:pPr>
-        <w:spacing w:after="0" w:before="0" w:line="220" w:lineRule="exact"/>
+        <w:spacing w:after="0" w:before="0" w:line="150" w:lineRule="exact"/>
       </w:pPr>
     </w:p>
     <w:tbl>
@@ -2339,7 +2360,7 @@
     </w:tbl>
     <w:p>
       <w:pPr>
-        <w:spacing w:after="0" w:before="0" w:line="180" w:lineRule="exact"/>
+        <w:spacing w:after="0" w:before="0" w:line="130" w:lineRule="exact"/>
       </w:pPr>
     </w:p>
     <w:tbl>
